--- a/BalakinPr3/Отчет_Практика3_Калькулятор.docx
+++ b/BalakinPr3/Отчет_Практика3_Калькулятор.docx
@@ -554,61 +554,10 @@
         <w:rPr>
           <w:lang w:val="ru-RU"/>
         </w:rPr>
-        <w:t>Програм</w:t>
-      </w:r>
-      <w:r>
-        <w:rPr>
-          <w:lang w:val="ru-RU"/>
-        </w:rPr>
-        <w:t xml:space="preserve">ма реализована на языке </w:t>
-      </w:r>
-      <w:r>
-        <w:t>C</w:t>
-      </w:r>
-      <w:r>
-        <w:rPr>
-          <w:lang w:val="ru-RU"/>
-        </w:rPr>
-        <w:t># в виде консольного приложения .</w:t>
-      </w:r>
-      <w:r>
-        <w:t>NET</w:t>
-      </w:r>
-      <w:r>
-        <w:rPr>
-          <w:lang w:val="ru-RU"/>
-        </w:rPr>
-        <w:t xml:space="preserve"> в среде </w:t>
-      </w:r>
-      <w:r>
-        <w:t>Visual</w:t>
-      </w:r>
-      <w:r>
-        <w:rPr>
-          <w:lang w:val="ru-RU"/>
-        </w:rPr>
-        <w:t xml:space="preserve"> </w:t>
-      </w:r>
-      <w:r>
-        <w:t>Studio</w:t>
-      </w:r>
-      <w:r>
-        <w:rPr>
-          <w:lang w:val="ru-RU"/>
-        </w:rPr>
-        <w:t xml:space="preserve"> (проект </w:t>
+        <w:t>Программа реализована на языке C# в виде консольного приложения .NET в среде Visual Studio (проект BalakinPr3). Код программы приведён на рисунках 1–2, результаты выполнения - на рисунках 3–5.</w:t>
       </w:r>
       <w:proofErr w:type="spellStart"/>
-      <w:r>
-        <w:t>BalakinPr</w:t>
-      </w:r>
       <w:proofErr w:type="spellEnd"/>
-      <w:r>
-        <w:rPr>
-          <w:lang w:val="ru-RU"/>
-        </w:rPr>
-        <w:t>3). Код программы приведён на рисунке 1, результаты выполнения - на рисунках 2–4.</w:t>
-      </w:r>
     </w:p>
     <w:p>
       <w:pPr>
@@ -796,7 +745,7 @@
           <w:b/>
           <w:lang w:val="ru-RU"/>
         </w:rPr>
-        <w:t>Ввод данных (строки 4–7).</w:t>
+        <w:t>Ввод данных (строки 4–8).</w:t>
       </w:r>
     </w:p>
     <w:p>
@@ -918,24 +867,10 @@
           <w:b/>
           <w:lang w:val="ru-RU"/>
         </w:rPr>
-        <w:t>Ветвление по операции «</w:t>
+        <w:t>Ветвление по операции «квад» - решение квадратного уравнения (строки 10–44).</w:t>
       </w:r>
       <w:proofErr w:type="spellStart"/>
-      <w:r>
-        <w:rPr>
-          <w:b/>
-          <w:lang w:val="ru-RU"/>
-        </w:rPr>
-        <w:t>квад</w:t>
-      </w:r>
       <w:proofErr w:type="spellEnd"/>
-      <w:r>
-        <w:rPr>
-          <w:b/>
-          <w:lang w:val="ru-RU"/>
-        </w:rPr>
-        <w:t>» - решение квадратного уравнения (строки 9–37).</w:t>
-      </w:r>
     </w:p>
     <w:p>
       <w:pPr>
@@ -1233,27 +1168,7 @@
           <w:b/>
           <w:lang w:val="ru-RU"/>
         </w:rPr>
-        <w:t>Ветвление по операции «</w:t>
-      </w:r>
-      <w:r>
-        <w:rPr>
-          <w:b/>
-        </w:rPr>
-        <w:t>sqrt</w:t>
-      </w:r>
-      <w:r>
-        <w:rPr>
-          <w:b/>
-          <w:lang w:val="ru-RU"/>
-        </w:rPr>
-        <w:t>»</w:t>
-      </w:r>
-      <w:r>
-        <w:rPr>
-          <w:b/>
-          <w:lang w:val="ru-RU"/>
-        </w:rPr>
-        <w:t xml:space="preserve"> - извлечение квадратного корня (строки 38–44).</w:t>
+        <w:t>Ветвление по операции «sqrt» - извлечение квадратного корня (строки 45–51).</w:t>
       </w:r>
     </w:p>
     <w:p>
@@ -1355,20 +1270,7 @@
           <w:b/>
           <w:lang w:val="ru-RU"/>
         </w:rPr>
-        <w:t xml:space="preserve">Блок </w:t>
-      </w:r>
-      <w:r>
-        <w:rPr>
-          <w:b/>
-        </w:rPr>
-        <w:t>else</w:t>
-      </w:r>
-      <w:r>
-        <w:rPr>
-          <w:b/>
-          <w:lang w:val="ru-RU"/>
-        </w:rPr>
-        <w:t xml:space="preserve"> - обычные операции (строки 45–74).</w:t>
+        <w:t>Блок else - обычные операции (строки 52–88).</w:t>
       </w:r>
     </w:p>
     <w:p>
@@ -1503,7 +1405,7 @@
           <w:b/>
           <w:lang w:val="ru-RU"/>
         </w:rPr>
-        <w:t>Вывод результата (строка 76).</w:t>
+        <w:t>Вывод результата (строка 90).</w:t>
       </w:r>
     </w:p>
     <w:p>
@@ -1607,7 +1509,7 @@
         <w:lastRenderedPageBreak/>
         <w:drawing>
           <wp:inline distT="0" distB="0" distL="0" distR="0" wp14:anchorId="2E207FE3" wp14:editId="6700CBB5">
-            <wp:extent cx="3582000" cy="6933600"/>
+            <wp:extent cx="5207000" cy="8182428"/>
             <wp:effectExtent l="0" t="0" r="0" b="635"/>
             <wp:docPr id="1" name="Picture 1"/>
             <wp:cNvGraphicFramePr>
@@ -1631,7 +1533,7 @@
                   <pic:spPr>
                     <a:xfrm>
                       <a:off x="0" y="0"/>
-                      <a:ext cx="3582000" cy="6933600"/>
+                      <a:ext cx="5207000" cy="8182428"/>
                     </a:xfrm>
                     <a:prstGeom prst="rect">
                       <a:avLst/>
@@ -1685,6 +1587,65 @@
     </w:p>
     <w:p>
       <w:pPr>
+        <w:jc w:val="center"/>
+      </w:pPr>
+      <w:r>
+        <w:drawing>
+          <wp:inline xmlns:a="http://schemas.openxmlformats.org/drawingml/2006/main" xmlns:pic="http://schemas.openxmlformats.org/drawingml/2006/picture">
+            <wp:extent cx="5207000" cy="5113086"/>
+            <wp:docPr id="5" name="Picture 5"/>
+            <wp:cNvGraphicFramePr>
+              <a:graphicFrameLocks noChangeAspect="1"/>
+            </wp:cNvGraphicFramePr>
+            <a:graphic>
+              <a:graphicData uri="http://schemas.openxmlformats.org/drawingml/2006/picture">
+                <pic:pic>
+                  <pic:nvPicPr>
+                    <pic:cNvPr id="0" name="code2.png"/>
+                    <pic:cNvPicPr/>
+                  </pic:nvPicPr>
+                  <pic:blipFill>
+                    <a:blip r:embed="rId13"/>
+                    <a:stretch>
+                      <a:fillRect/>
+                    </a:stretch>
+                  </pic:blipFill>
+                  <pic:spPr>
+                    <a:xfrm>
+                      <a:off x="0" y="0"/>
+                      <a:ext cx="5207000" cy="5113086"/>
+                    </a:xfrm>
+                    <a:prstGeom prst="rect"/>
+                  </pic:spPr>
+                </pic:pic>
+              </a:graphicData>
+            </a:graphic>
+          </wp:inline>
+        </w:drawing>
+      </w:r>
+    </w:p>
+    <w:p>
+      <w:pPr>
+        <w:jc w:val="center"/>
+        <w:rPr>
+          <w:bCs/>
+          <w:szCs w:val="28"/>
+          <w:lang w:val="ru-RU"/>
+        </w:rPr>
+      </w:pPr>
+      <w:r>
+        <w:rPr>
+          <w:bCs/>
+          <w:szCs w:val="28"/>
+          <w:lang w:val="ru-RU"/>
+        </w:rPr>
+        <w:t>Рисунок 2 – Код программы (продолжение)</w:t>
+      </w:r>
+      <w:proofErr w:type="spellStart"/>
+      <w:proofErr w:type="spellEnd"/>
+    </w:p>
+    <w:p>
+      <w:pPr>
         <w:spacing w:before="240" w:after="160"/>
         <w:rPr>
           <w:lang w:val="ru-RU"/>
@@ -1712,7 +1673,7 @@
         <w:rPr>
           <w:lang w:val="ru-RU"/>
         </w:rPr>
-        <w:t>Программа собрана и протестирована на контрольных примерах. Скриншоты выполнения приведены на рисунках 2–4.</w:t>
+        <w:t>Программа собрана и протестирована на контрольных примерах. Скриншоты выполнения приведены на рисунках 3–5.</w:t>
       </w:r>
     </w:p>
     <w:p>
@@ -1746,23 +1707,67 @@
         <w:rPr>
           <w:lang w:val="ru-RU"/>
         </w:rPr>
-        <w:t xml:space="preserve">Выполнены операции сложения (10 + 4 = 14), </w:t>
-      </w:r>
-      <w:r>
+        <w:t>Выполнены операции сложения (10 + 4 = 14), вычитания (10 − 4 = 6), умножения (6 * 7 = 42), деления (15 / 4 = 3.75), возведения в степень (2 в степени 10 = 1024), извлечения квадратного корня (sqrt(16) = 4) и остатка от деления (17 % 5 = 2). Все результаты совпадают с ожидаемыми (рисунок 3).</w:t>
+      </w:r>
+    </w:p>
+    <w:p>
+      <w:pPr>
+        <w:jc w:val="center"/>
+      </w:pPr>
+      <w:r>
+        <w:drawing>
+          <wp:inline xmlns:a="http://schemas.openxmlformats.org/drawingml/2006/main" xmlns:pic="http://schemas.openxmlformats.org/drawingml/2006/picture">
+            <wp:extent cx="5842000" cy="7327408"/>
+            <wp:docPr id="6" name="Picture 6"/>
+            <wp:cNvGraphicFramePr>
+              <a:graphicFrameLocks noChangeAspect="1"/>
+            </wp:cNvGraphicFramePr>
+            <a:graphic>
+              <a:graphicData uri="http://schemas.openxmlformats.org/drawingml/2006/picture">
+                <pic:pic>
+                  <pic:nvPicPr>
+                    <pic:cNvPr id="0" name="console1.png"/>
+                    <pic:cNvPicPr/>
+                  </pic:nvPicPr>
+                  <pic:blipFill>
+                    <a:blip r:embed="rId14"/>
+                    <a:stretch>
+                      <a:fillRect/>
+                    </a:stretch>
+                  </pic:blipFill>
+                  <pic:spPr>
+                    <a:xfrm>
+                      <a:off x="0" y="0"/>
+                      <a:ext cx="5842000" cy="7327408"/>
+                    </a:xfrm>
+                    <a:prstGeom prst="rect"/>
+                  </pic:spPr>
+                </pic:pic>
+              </a:graphicData>
+            </a:graphic>
+          </wp:inline>
+        </w:drawing>
+      </w:r>
+    </w:p>
+    <w:p>
+      <w:pPr>
+        <w:jc w:val="center"/>
         <w:rPr>
+          <w:bCs/>
+          <w:szCs w:val="28"/>
           <w:lang w:val="ru-RU"/>
         </w:rPr>
-        <w:t>вычитания (10 − 4 = 6), умножения (6 * 7 = 42), деления (15 / 4 = 3.75), возведения в степень (2 в степени 10 = 1024), извлечения квадратного корня (</w:t>
-      </w:r>
-      <w:r>
-        <w:t>sqrt</w:t>
-      </w:r>
+      </w:pPr>
       <w:r>
         <w:rPr>
+          <w:bCs/>
+          <w:szCs w:val="28"/>
           <w:lang w:val="ru-RU"/>
         </w:rPr>
-        <w:t>(16) = 4) и остатка от деления (17 % 5 = 2). Все результаты совпадают с ожидаемыми.</w:t>
-      </w:r>
+        <w:t>Рисунок 3 – Результат выполнения программы (арифметические операции, возведение в степень, извлечение корня и остаток от деления)</w:t>
+      </w:r>
+      <w:proofErr w:type="spellStart"/>
+      <w:proofErr w:type="spellEnd"/>
     </w:p>
     <w:p>
       <w:pPr>
@@ -1801,121 +1806,7 @@
         <w:rPr>
           <w:lang w:val="ru-RU"/>
         </w:rPr>
-        <w:t xml:space="preserve">Проверены все три случая по дискриминанту: для уравнения </w:t>
-      </w:r>
-      <w:r>
-        <w:t>x</w:t>
-      </w:r>
-      <w:r>
-        <w:rPr>
-          <w:lang w:val="ru-RU"/>
-        </w:rPr>
-        <w:t>² − 3</w:t>
-      </w:r>
-      <w:r>
-        <w:t>x</w:t>
-      </w:r>
-      <w:r>
-        <w:rPr>
-          <w:lang w:val="ru-RU"/>
-        </w:rPr>
-        <w:t xml:space="preserve"> + 2 = 0 дискриминант </w:t>
-      </w:r>
-      <w:r>
-        <w:t>D</w:t>
-      </w:r>
-      <w:r>
-        <w:rPr>
-          <w:lang w:val="ru-RU"/>
-        </w:rPr>
-        <w:t xml:space="preserve"> = 1 &gt; 0, получены два корня </w:t>
-      </w:r>
-      <w:r>
-        <w:t>x</w:t>
-      </w:r>
-      <w:r>
-        <w:rPr>
-          <w:lang w:val="ru-RU"/>
-        </w:rPr>
-        <w:t xml:space="preserve">1 = 2 и </w:t>
-      </w:r>
-      <w:r>
-        <w:t>x</w:t>
-      </w:r>
-      <w:r>
-        <w:rPr>
-          <w:lang w:val="ru-RU"/>
-        </w:rPr>
-        <w:t xml:space="preserve">2 = 1; для </w:t>
-      </w:r>
-      <w:r>
-        <w:t>x</w:t>
-      </w:r>
-      <w:r>
-        <w:rPr>
-          <w:lang w:val="ru-RU"/>
-        </w:rPr>
-        <w:t>² − 2</w:t>
-      </w:r>
-      <w:r>
-        <w:t>x</w:t>
-      </w:r>
-      <w:r>
-        <w:rPr>
-          <w:lang w:val="ru-RU"/>
-        </w:rPr>
-        <w:t xml:space="preserve"> + 1 = 0 дискриминант </w:t>
-      </w:r>
-      <w:r>
-        <w:t>D</w:t>
-      </w:r>
-      <w:r>
-        <w:rPr>
-          <w:lang w:val="ru-RU"/>
-        </w:rPr>
-        <w:t xml:space="preserve"> = 0, получен один корень </w:t>
-      </w:r>
-      <w:r>
-        <w:t>x</w:t>
-      </w:r>
-      <w:r>
-        <w:rPr>
-          <w:lang w:val="ru-RU"/>
-        </w:rPr>
-        <w:t xml:space="preserve"> = 1; для </w:t>
-      </w:r>
-      <w:r>
-        <w:t>x</w:t>
-      </w:r>
-      <w:r>
-        <w:rPr>
-          <w:lang w:val="ru-RU"/>
-        </w:rPr>
-        <w:t xml:space="preserve">² + </w:t>
-      </w:r>
-      <w:r>
-        <w:t>x</w:t>
-      </w:r>
-      <w:r>
-        <w:rPr>
-          <w:lang w:val="ru-RU"/>
-        </w:rPr>
-        <w:t xml:space="preserve"> + 1 = 0 дискриминант </w:t>
-      </w:r>
-      <w:r>
-        <w:t>D</w:t>
-      </w:r>
-      <w:r>
-        <w:rPr>
-          <w:lang w:val="ru-RU"/>
-        </w:rPr>
-        <w:t xml:space="preserve"> = −3 &lt; </w:t>
-      </w:r>
-      <w:r>
-        <w:rPr>
-          <w:lang w:val="ru-RU"/>
-        </w:rPr>
-        <w:t>0, выведено сообщение «нет действительных корней» (рисунок 3).</w:t>
+        <w:t>Проверены все три случая по дискриминанту: для уравнения x² − 3x + 2 = 0 дискриминант D = 1 &gt; 0, получены два корня x1 = 2 и x2 = 1; для x² − 2x + 1 = 0 дискриминант D = 0, получен один корень x = 1; для x² + x + 1 = 0 дискриминант D = −3 &lt; 0, выведено сообщение «нет действительных корней» (рисунок 4).</w:t>
       </w:r>
     </w:p>
     <w:p>
@@ -1929,7 +1820,7 @@
         </w:rPr>
         <w:drawing>
           <wp:inline distT="0" distB="0" distL="0" distR="0" wp14:anchorId="65236CF9" wp14:editId="1B187CED">
-            <wp:extent cx="3762375" cy="4038600"/>
+            <wp:extent cx="5842000" cy="4501510"/>
             <wp:effectExtent l="0" t="0" r="0" b="9525"/>
             <wp:docPr id="3" name="Picture 3"/>
             <wp:cNvGraphicFramePr>
@@ -1953,7 +1844,7 @@
                   <pic:spPr>
                     <a:xfrm>
                       <a:off x="0" y="0"/>
-                      <a:ext cx="3886200" cy="4562475"/>
+                      <a:ext cx="5842000" cy="4501510"/>
                     </a:xfrm>
                     <a:prstGeom prst="rect">
                       <a:avLst/>
@@ -1972,7 +1863,7 @@
     </w:p>
     <w:p>
       <w:pPr>
-        <w:jc w:val="both"/>
+        <w:jc w:val="center"/>
         <w:rPr>
           <w:bCs/>
           <w:szCs w:val="28"/>
@@ -1985,7 +1876,7 @@
           <w:szCs w:val="28"/>
           <w:lang w:val="ru-RU"/>
         </w:rPr>
-        <w:t>Рисунок 3 – Результат выполнения программы (квадратное уравнение)</w:t>
+        <w:t>Рисунок 4 – Результат выполнения программы (квадратное уравнение)</w:t>
       </w:r>
     </w:p>
     <w:p>
@@ -2018,119 +1909,7 @@
         <w:rPr>
           <w:lang w:val="ru-RU"/>
         </w:rPr>
-        <w:t>Проверены граничные ситуации: деление на ноль (5 / 0 - сообщение «на 0 нельзя делить»); извлечение корня из</w:t>
-      </w:r>
-      <w:r>
-        <w:rPr>
-          <w:lang w:val="ru-RU"/>
-        </w:rPr>
-        <w:t xml:space="preserve"> отрицательного числа (</w:t>
-      </w:r>
-      <w:r>
-        <w:t>sqrt</w:t>
-      </w:r>
-      <w:r>
-        <w:rPr>
-          <w:lang w:val="ru-RU"/>
-        </w:rPr>
-        <w:t xml:space="preserve">(−4) - сообщение «корень из отрицательного числа не существует»); остаток от деления на ноль (5 % 0 - сообщение «на 0 нельзя делить»); вырождение квадратного уравнения: при </w:t>
-      </w:r>
-      <w:r>
-        <w:t>a</w:t>
-      </w:r>
-      <w:r>
-        <w:rPr>
-          <w:lang w:val="ru-RU"/>
-        </w:rPr>
-        <w:t xml:space="preserve"> </w:t>
-      </w:r>
-      <w:r>
-        <w:rPr>
-          <w:lang w:val="ru-RU"/>
-        </w:rPr>
-        <w:lastRenderedPageBreak/>
-        <w:t xml:space="preserve">= 0, </w:t>
-      </w:r>
-      <w:r>
-        <w:t>b</w:t>
-      </w:r>
-      <w:r>
-        <w:rPr>
-          <w:lang w:val="ru-RU"/>
-        </w:rPr>
-        <w:t xml:space="preserve"> = 5, </w:t>
-      </w:r>
-      <w:r>
-        <w:t>c</w:t>
-      </w:r>
-      <w:r>
-        <w:rPr>
-          <w:lang w:val="ru-RU"/>
-        </w:rPr>
-        <w:t xml:space="preserve"> = 3 получен корень линейного уравнения </w:t>
-      </w:r>
-      <w:r>
-        <w:t>x</w:t>
-      </w:r>
-      <w:r>
-        <w:rPr>
-          <w:lang w:val="ru-RU"/>
-        </w:rPr>
-        <w:t xml:space="preserve"> = −0.6; при </w:t>
-      </w:r>
-      <w:r>
-        <w:t>a</w:t>
-      </w:r>
-      <w:r>
-        <w:rPr>
-          <w:lang w:val="ru-RU"/>
-        </w:rPr>
-        <w:t xml:space="preserve"> = 0, </w:t>
-      </w:r>
-      <w:r>
-        <w:t>b</w:t>
-      </w:r>
-      <w:r>
-        <w:rPr>
-          <w:lang w:val="ru-RU"/>
-        </w:rPr>
-        <w:t xml:space="preserve"> = 0, </w:t>
-      </w:r>
-      <w:r>
-        <w:t>c</w:t>
-      </w:r>
-      <w:r>
-        <w:rPr>
-          <w:lang w:val="ru-RU"/>
-        </w:rPr>
-        <w:t xml:space="preserve"> = 0 - «бесконечные решения»; при </w:t>
-      </w:r>
-      <w:r>
-        <w:t>a</w:t>
-      </w:r>
-      <w:r>
-        <w:rPr>
-          <w:lang w:val="ru-RU"/>
-        </w:rPr>
-        <w:t xml:space="preserve"> = 0, </w:t>
-      </w:r>
-      <w:r>
-        <w:t>b</w:t>
-      </w:r>
-      <w:r>
-        <w:rPr>
-          <w:lang w:val="ru-RU"/>
-        </w:rPr>
-        <w:t xml:space="preserve"> = 0, </w:t>
-      </w:r>
-      <w:r>
-        <w:t>c</w:t>
-      </w:r>
-      <w:r>
-        <w:rPr>
-          <w:lang w:val="ru-RU"/>
-        </w:rPr>
-        <w:t xml:space="preserve"> = 5 - «нет решений»; ввод неизвестной операции (&amp;) - сообщение «операции не существует» (рисунок 4).</w:t>
+        <w:t>Проверены граничные ситуации: деление на ноль (5 / 0 - сообщение «на 0 нельзя делить»); извлечение корня из отрицательного числа (sqrt(−4) - сообщение «корень из отрицательного числа не существует»); остаток от деления на ноль (5 % 0 - сообщение «на 0 нельзя делить»); вырождение квадратного уравнения: при a = 0, b = 5, c = 3 получен корень линейного уравнения x = −0.6; при a = 0, b = 0, c = 0 - «бесконечные решения»; при a = 0, b = 0, c = 5 - «нет решений»; ввод неизвестной операции (&amp;) - сообщение «операции не существует» (рисунок 5).</w:t>
       </w:r>
     </w:p>
     <w:p>
@@ -2144,7 +1923,7 @@
         </w:rPr>
         <w:drawing>
           <wp:inline distT="0" distB="0" distL="0" distR="0" wp14:anchorId="157D5C3A" wp14:editId="240D4640">
-            <wp:extent cx="2909050" cy="5391150"/>
+            <wp:extent cx="5842000" cy="7857263"/>
             <wp:effectExtent l="0" t="0" r="5715" b="0"/>
             <wp:docPr id="4" name="Picture 4"/>
             <wp:cNvGraphicFramePr>
@@ -2168,7 +1947,7 @@
                   <pic:spPr>
                     <a:xfrm>
                       <a:off x="0" y="0"/>
-                      <a:ext cx="2970695" cy="5505393"/>
+                      <a:ext cx="5842000" cy="7857263"/>
                     </a:xfrm>
                     <a:prstGeom prst="rect">
                       <a:avLst/>
@@ -2187,7 +1966,7 @@
     </w:p>
     <w:p>
       <w:pPr>
-        <w:jc w:val="both"/>
+        <w:jc w:val="center"/>
         <w:rPr>
           <w:bCs/>
           <w:szCs w:val="28"/>
@@ -2200,7 +1979,7 @@
           <w:szCs w:val="28"/>
           <w:lang w:val="ru-RU"/>
         </w:rPr>
-        <w:t>Рисунок 4 – Результат выполнения программы (особые случаи)</w:t>
+        <w:t>Рисунок 5 – Результат выполнения программы (особые случаи)</w:t>
       </w:r>
     </w:p>
     <w:p>

--- a/BalakinPr3/Отчет_Практика3_Калькулятор.docx
+++ b/BalakinPr3/Отчет_Практика3_Калькулятор.docx
@@ -554,7 +554,7 @@
         <w:rPr>
           <w:lang w:val="ru-RU"/>
         </w:rPr>
-        <w:t>Программа реализована на языке C# в виде консольного приложения .NET в среде Visual Studio (проект BalakinPr3). Код программы приведён на рисунках 1–2, результаты выполнения - на рисунках 3–5.</w:t>
+        <w:t>Программа реализована на языке C# в виде консольного приложения .NET в среде Visual Studio (проект BalakinPr3). Код программы приведён на рисунках 1–3, результаты выполнения — на рисунках 4–6. Дополнительно реализована операция «корень» — извлечение корня любой степени с задаваемым показателем, при этом операция «sqrt» соответствует корню степени 2.</w:t>
       </w:r>
       <w:proofErr w:type="spellStart"/>
       <w:proofErr w:type="spellEnd"/>
@@ -588,34 +588,10 @@
         <w:rPr>
           <w:lang w:val="ru-RU"/>
         </w:rPr>
-        <w:t xml:space="preserve">Программа построена по схеме «ввод числа и </w:t>
-      </w:r>
-      <w:r>
-        <w:rPr>
-          <w:lang w:val="ru-RU"/>
-        </w:rPr>
-        <w:t xml:space="preserve">операции → ветвление → вывод результата»: считывается первое число </w:t>
-      </w:r>
-      <w:r>
-        <w:t>a</w:t>
-      </w:r>
-      <w:r>
-        <w:rPr>
-          <w:lang w:val="ru-RU"/>
-        </w:rPr>
-        <w:t xml:space="preserve"> и обозначение операции </w:t>
+        <w:t>Программа реализована в виде набора методов: методы чтения и проверки данных, вычисления корня, бинарных операций и решения квадратного уравнения. Сценарий работы (строки 3–20) считывает первое число и обозначение операции, оператором switch выбирает нужный метод и выводит готовую строку результата. Рассмотрим код по пунктам.</w:t>
       </w:r>
       <w:proofErr w:type="spellStart"/>
-      <w:r>
-        <w:t>oper</w:t>
-      </w:r>
       <w:proofErr w:type="spellEnd"/>
-      <w:r>
-        <w:rPr>
-          <w:lang w:val="ru-RU"/>
-        </w:rPr>
-        <w:t>, после чего в зависимости от введённой операции выполняются расчёты, а результат выводится на экран. Рассмотрим код по пунктам.</w:t>
-      </w:r>
     </w:p>
     <w:p>
       <w:pPr>
@@ -631,14 +607,7 @@
           <w:b/>
           <w:lang w:val="ru-RU"/>
         </w:rPr>
-        <w:t>Объявление переменных (строки 1</w:t>
-      </w:r>
-      <w:r>
-        <w:rPr>
-          <w:b/>
-          <w:lang w:val="ru-RU"/>
-        </w:rPr>
-        <w:t>–2).</w:t>
+        <w:t>Ввод данных с проверкой (строки 3–8 и 22–57).</w:t>
       </w:r>
     </w:p>
     <w:p>
@@ -654,82 +623,10 @@
         <w:rPr>
           <w:lang w:val="ru-RU"/>
         </w:rPr>
-        <w:t xml:space="preserve">Переменные </w:t>
-      </w:r>
-      <w:r>
-        <w:t>a</w:t>
-      </w:r>
-      <w:r>
-        <w:rPr>
-          <w:lang w:val="ru-RU"/>
-        </w:rPr>
-        <w:t xml:space="preserve">, </w:t>
-      </w:r>
-      <w:r>
-        <w:t>b</w:t>
-      </w:r>
-      <w:r>
-        <w:rPr>
-          <w:lang w:val="ru-RU"/>
-        </w:rPr>
-        <w:t xml:space="preserve">, </w:t>
-      </w:r>
-      <w:r>
-        <w:t>c</w:t>
-      </w:r>
-      <w:r>
-        <w:rPr>
-          <w:lang w:val="ru-RU"/>
-        </w:rPr>
-        <w:t xml:space="preserve"> объявлены как </w:t>
-      </w:r>
-      <w:r>
-        <w:t>double</w:t>
-      </w:r>
-      <w:r>
-        <w:rPr>
-          <w:lang w:val="ru-RU"/>
-        </w:rPr>
-        <w:t xml:space="preserve"> - в них хранятся вводимые числа и коэффициенты; переменная </w:t>
+        <w:t>Первое число считывается методом ReadNumber(), обозначение операции — методом ReadText(), который удаляет лишние пробелы вызовом Trim(). Метод ReadNumber() разбирает введённую строку методом double.TryParse() с CultureInfo.InvariantCulture, поэтому запись «3,75» обрабатывается так же, как «3.75»; если разбор не удался, выводится подсказка «введено не число, повторите ввод» и ввод запрашивается заново в цикле while. Метод ReadDegree() (строки 44–57) аналогично проверяет, что показатель корня — целое число не меньше 2. Если ввод неожиданно завершён (Ctrl+Z), программа заканчивает работу вызовом Environment.Exit(0).</w:t>
       </w:r>
       <w:proofErr w:type="spellStart"/>
-      <w:r>
-        <w:t>oper</w:t>
-      </w:r>
       <w:proofErr w:type="spellEnd"/>
-      <w:r>
-        <w:rPr>
-          <w:lang w:val="ru-RU"/>
-        </w:rPr>
-        <w:t xml:space="preserve"> (</w:t>
-      </w:r>
-      <w:r>
-        <w:t>string</w:t>
-      </w:r>
-      <w:r>
-        <w:rPr>
-          <w:lang w:val="ru-RU"/>
-        </w:rPr>
-        <w:t xml:space="preserve">) хранит обозначение операции, </w:t>
-      </w:r>
-      <w:r>
-        <w:t>result</w:t>
-      </w:r>
-      <w:r>
-        <w:rPr>
-          <w:lang w:val="ru-RU"/>
-        </w:rPr>
-        <w:t xml:space="preserve"> (</w:t>
-      </w:r>
-      <w:r>
-        <w:t>string</w:t>
-      </w:r>
-      <w:r>
-        <w:rPr>
-          <w:lang w:val="ru-RU"/>
-        </w:rPr>
-        <w:t>) - строку с результатом.</w:t>
-      </w:r>
     </w:p>
     <w:p>
       <w:pPr>
@@ -745,7 +642,7 @@
           <w:b/>
           <w:lang w:val="ru-RU"/>
         </w:rPr>
-        <w:t>Ввод данных (строки 4–8).</w:t>
+        <w:t>Выбор операции (строки 10–18).</w:t>
       </w:r>
     </w:p>
     <w:p>
@@ -758,100 +655,22 @@
         <w:rPr>
           <w:lang w:val="ru-RU"/>
         </w:rPr>
-        <w:t xml:space="preserve">Метод </w:t>
-      </w:r>
-      <w:r>
-        <w:t>Console</w:t>
-      </w:r>
-      <w:r>
-        <w:rPr>
-          <w:lang w:val="ru-RU"/>
-        </w:rPr>
-        <w:t>.</w:t>
+        <w:t>Действие определяется оператором switch-выражением: «квад» — решение квадратного уравнения, при котором дополнительно считываются коэффициенты b и c; «sqrt» — корень степени 2; «корень» — корень любой степени, показатель которого вводится пользователем; все остальные обозначения передаются в метод Apply(), который при необходимости запрашивает второе число b. Аргументы вычисляются только для выбранной ветви, поэтому лишние вопросы программе не задаются.</w:t>
       </w:r>
       <w:proofErr w:type="spellStart"/>
-      <w:r>
-        <w:t>ReadLine</w:t>
-      </w:r>
       <w:proofErr w:type="spellEnd"/>
-      <w:r>
-        <w:rPr>
-          <w:lang w:val="ru-RU"/>
-        </w:rPr>
-        <w:t>() построчно считывае</w:t>
-      </w:r>
-      <w:r>
-        <w:rPr>
-          <w:lang w:val="ru-RU"/>
-        </w:rPr>
-        <w:t xml:space="preserve">т ввод пользователя; число </w:t>
-      </w:r>
-      <w:r>
-        <w:t>a</w:t>
-      </w:r>
-      <w:r>
-        <w:rPr>
-          <w:lang w:val="ru-RU"/>
-        </w:rPr>
-        <w:t xml:space="preserve"> преобразуется в </w:t>
-      </w:r>
-      <w:r>
-        <w:t>double</w:t>
-      </w:r>
-      <w:r>
-        <w:rPr>
-          <w:lang w:val="ru-RU"/>
-        </w:rPr>
-        <w:t xml:space="preserve"> с помощью </w:t>
-      </w:r>
       <w:proofErr w:type="spellStart"/>
-      <w:r>
-        <w:t>Convert.ToDouble</w:t>
-      </w:r>
       <w:proofErr w:type="spellEnd"/>
-      <w:r>
-        <w:t xml:space="preserve">(), </w:t>
-      </w:r>
       <w:proofErr w:type="spellStart"/>
-      <w:r>
-        <w:t>операция</w:t>
-      </w:r>
       <w:proofErr w:type="spellEnd"/>
-      <w:r>
-        <w:t xml:space="preserve"> </w:t>
-      </w:r>
       <w:proofErr w:type="spellStart"/>
-      <w:r>
-        <w:t>oper</w:t>
-      </w:r>
       <w:proofErr w:type="spellEnd"/>
-      <w:r>
-        <w:t xml:space="preserve"> </w:t>
-      </w:r>
       <w:proofErr w:type="spellStart"/>
-      <w:r>
-        <w:t>считывается</w:t>
-      </w:r>
       <w:proofErr w:type="spellEnd"/>
-      <w:r>
-        <w:t xml:space="preserve"> </w:t>
-      </w:r>
       <w:proofErr w:type="spellStart"/>
-      <w:r>
-        <w:t>как</w:t>
-      </w:r>
       <w:proofErr w:type="spellEnd"/>
-      <w:r>
-        <w:t xml:space="preserve"> </w:t>
-      </w:r>
       <w:proofErr w:type="spellStart"/>
-      <w:r>
-        <w:t>строка</w:t>
-      </w:r>
       <w:proofErr w:type="spellEnd"/>
-      <w:r>
-        <w:t>.</w:t>
-      </w:r>
     </w:p>
     <w:p>
       <w:pPr>
@@ -867,7 +686,7 @@
           <w:b/>
           <w:lang w:val="ru-RU"/>
         </w:rPr>
-        <w:t>Ветвление по операции «квад» - решение квадратного уравнения (строки 10–44).</w:t>
+        <w:t>Извлечение корня любой степени (строки 62–74).</w:t>
       </w:r>
       <w:proofErr w:type="spellStart"/>
       <w:proofErr w:type="spellEnd"/>
@@ -885,273 +704,44 @@
         <w:rPr>
           <w:lang w:val="ru-RU"/>
         </w:rPr>
-        <w:t>Если пользователь ввёл оператор «</w:t>
+        <w:t>Метод Root() вычисляет корень степени degree из числа value по формуле Math.Pow(Math.Abs(value), 1.0 / degree), то есть результат вычисляется как число, возведённое в степень 1 / degree. Отрицательное число проверяется отдельно: при чётной степени выводится сообщение «корень чётной степени из отрицательного числа не существует», а при нечётной степени корень берётся из модуля числа и меняет знак (корень степени 3 из −27 равен −3). Операция «sqrt» вызывает этот же метод со степенью 2, поэтому квадратный корень извлекается тем же кодом.</w:t>
       </w:r>
       <w:proofErr w:type="spellStart"/>
+      <w:proofErr w:type="spellEnd"/>
+      <w:proofErr w:type="gramStart"/>
+      <w:proofErr w:type="gramEnd"/>
+    </w:p>
+    <w:p>
+      <w:pPr>
+        <w:spacing w:before="120" w:after="80"/>
+        <w:ind w:firstLine="709"/>
+        <w:jc w:val="both"/>
+        <w:rPr>
+          <w:lang w:val="ru-RU"/>
+        </w:rPr>
+      </w:pPr>
+      <w:r>
+        <w:rPr>
+          <w:b/>
+          <w:lang w:val="ru-RU"/>
+        </w:rPr>
+        <w:t>Бинарные операции (строки 76–89).</w:t>
+      </w:r>
+    </w:p>
+    <w:p>
+      <w:pPr>
+        <w:spacing w:after="0"/>
+        <w:ind w:firstLine="709"/>
+        <w:jc w:val="both"/>
+        <w:rPr>
+          <w:lang w:val="ru-RU"/>
+        </w:rPr>
+      </w:pPr>
       <w:r>
         <w:rPr>
           <w:lang w:val="ru-RU"/>
         </w:rPr>
-        <w:t>квад</w:t>
-      </w:r>
-      <w:proofErr w:type="spellEnd"/>
-      <w:r>
-        <w:rPr>
-          <w:lang w:val="ru-RU"/>
-        </w:rPr>
-        <w:t>», дополнительно считыв</w:t>
-      </w:r>
-      <w:r>
-        <w:rPr>
-          <w:lang w:val="ru-RU"/>
-        </w:rPr>
-        <w:t xml:space="preserve">аются коэффициенты </w:t>
-      </w:r>
-      <w:r>
-        <w:t>b</w:t>
-      </w:r>
-      <w:r>
-        <w:rPr>
-          <w:lang w:val="ru-RU"/>
-        </w:rPr>
-        <w:t xml:space="preserve"> и </w:t>
-      </w:r>
-      <w:r>
-        <w:t>c</w:t>
-      </w:r>
-      <w:r>
-        <w:rPr>
-          <w:lang w:val="ru-RU"/>
-        </w:rPr>
-        <w:t xml:space="preserve">. Далее выполняется проверка по дискриминанту </w:t>
-      </w:r>
-      <w:r>
-        <w:t>D</w:t>
-      </w:r>
-      <w:r>
-        <w:rPr>
-          <w:lang w:val="ru-RU"/>
-        </w:rPr>
-        <w:t xml:space="preserve"> = </w:t>
-      </w:r>
-      <w:r>
-        <w:t>b</w:t>
-      </w:r>
-      <w:r>
-        <w:rPr>
-          <w:lang w:val="ru-RU"/>
-        </w:rPr>
-        <w:t>² − 4</w:t>
-      </w:r>
-      <w:r>
-        <w:t>ac</w:t>
-      </w:r>
-      <w:r>
-        <w:rPr>
-          <w:lang w:val="ru-RU"/>
-        </w:rPr>
-        <w:t xml:space="preserve">: при </w:t>
-      </w:r>
-      <w:proofErr w:type="gramStart"/>
-      <w:r>
-        <w:t>D</w:t>
-      </w:r>
-      <w:r>
-        <w:rPr>
-          <w:lang w:val="ru-RU"/>
-        </w:rPr>
-        <w:t xml:space="preserve"> &gt;</w:t>
-      </w:r>
-      <w:proofErr w:type="gramEnd"/>
-      <w:r>
-        <w:rPr>
-          <w:lang w:val="ru-RU"/>
-        </w:rPr>
-        <w:t xml:space="preserve"> 0 вычисляются два корня </w:t>
-      </w:r>
-      <w:r>
-        <w:t>x</w:t>
-      </w:r>
-      <w:r>
-        <w:rPr>
-          <w:lang w:val="ru-RU"/>
-        </w:rPr>
-        <w:t>1 = (−</w:t>
-      </w:r>
-      <w:r>
-        <w:t>b</w:t>
-      </w:r>
-      <w:r>
-        <w:rPr>
-          <w:lang w:val="ru-RU"/>
-        </w:rPr>
-        <w:t xml:space="preserve"> + √</w:t>
-      </w:r>
-      <w:r>
-        <w:t>D</w:t>
-      </w:r>
-      <w:r>
-        <w:rPr>
-          <w:lang w:val="ru-RU"/>
-        </w:rPr>
-        <w:t>) / 2</w:t>
-      </w:r>
-      <w:r>
-        <w:t>a</w:t>
-      </w:r>
-      <w:r>
-        <w:rPr>
-          <w:lang w:val="ru-RU"/>
-        </w:rPr>
-        <w:t xml:space="preserve"> и </w:t>
-      </w:r>
-      <w:r>
-        <w:t>x</w:t>
-      </w:r>
-      <w:r>
-        <w:rPr>
-          <w:lang w:val="ru-RU"/>
-        </w:rPr>
-        <w:t>2 = (−</w:t>
-      </w:r>
-      <w:r>
-        <w:t>b</w:t>
-      </w:r>
-      <w:r>
-        <w:rPr>
-          <w:lang w:val="ru-RU"/>
-        </w:rPr>
-        <w:t xml:space="preserve"> − √</w:t>
-      </w:r>
-      <w:r>
-        <w:t>D</w:t>
-      </w:r>
-      <w:r>
-        <w:rPr>
-          <w:lang w:val="ru-RU"/>
-        </w:rPr>
-        <w:t>) / 2</w:t>
-      </w:r>
-      <w:r>
-        <w:t>a</w:t>
-      </w:r>
-      <w:r>
-        <w:rPr>
-          <w:lang w:val="ru-RU"/>
-        </w:rPr>
-        <w:t xml:space="preserve">; при </w:t>
-      </w:r>
-      <w:r>
-        <w:t>D</w:t>
-      </w:r>
-      <w:r>
-        <w:rPr>
-          <w:lang w:val="ru-RU"/>
-        </w:rPr>
-        <w:t xml:space="preserve"> = 0 - один корень </w:t>
-      </w:r>
-      <w:r>
-        <w:t>x</w:t>
-      </w:r>
-      <w:r>
-        <w:rPr>
-          <w:lang w:val="ru-RU"/>
-        </w:rPr>
-        <w:t xml:space="preserve"> = −</w:t>
-      </w:r>
-      <w:r>
-        <w:t>b</w:t>
-      </w:r>
-      <w:r>
-        <w:rPr>
-          <w:lang w:val="ru-RU"/>
-        </w:rPr>
-        <w:t xml:space="preserve"> / 2</w:t>
-      </w:r>
-      <w:r>
-        <w:t>a</w:t>
-      </w:r>
-      <w:r>
-        <w:rPr>
-          <w:lang w:val="ru-RU"/>
-        </w:rPr>
-        <w:t xml:space="preserve">; при </w:t>
-      </w:r>
-      <w:r>
-        <w:t>D</w:t>
-      </w:r>
-      <w:r>
-        <w:rPr>
-          <w:lang w:val="ru-RU"/>
-        </w:rPr>
-        <w:t xml:space="preserve"> &lt; 0 выводится сообщение «нет действительных корней». О</w:t>
-      </w:r>
-      <w:r>
-        <w:rPr>
-          <w:lang w:val="ru-RU"/>
-        </w:rPr>
-        <w:t xml:space="preserve">собый случай </w:t>
-      </w:r>
-      <w:r>
-        <w:t>a</w:t>
-      </w:r>
-      <w:r>
-        <w:rPr>
-          <w:lang w:val="ru-RU"/>
-        </w:rPr>
-        <w:t xml:space="preserve"> = 0 обрабатывается отдельно: уравнение вырождается в </w:t>
-      </w:r>
-      <w:r>
-        <w:rPr>
-          <w:lang w:val="ru-RU"/>
-        </w:rPr>
-        <w:lastRenderedPageBreak/>
-        <w:t xml:space="preserve">линейное </w:t>
-      </w:r>
-      <w:r>
-        <w:t>bx</w:t>
-      </w:r>
-      <w:r>
-        <w:rPr>
-          <w:lang w:val="ru-RU"/>
-        </w:rPr>
-        <w:t xml:space="preserve"> + </w:t>
-      </w:r>
-      <w:r>
-        <w:t>c</w:t>
-      </w:r>
-      <w:r>
-        <w:rPr>
-          <w:lang w:val="ru-RU"/>
-        </w:rPr>
-        <w:t xml:space="preserve"> = 0, причём если и </w:t>
-      </w:r>
-      <w:r>
-        <w:t>b</w:t>
-      </w:r>
-      <w:r>
-        <w:rPr>
-          <w:lang w:val="ru-RU"/>
-        </w:rPr>
-        <w:t xml:space="preserve"> = 0, то при </w:t>
-      </w:r>
-      <w:r>
-        <w:t>c</w:t>
-      </w:r>
-      <w:r>
-        <w:rPr>
-          <w:lang w:val="ru-RU"/>
-        </w:rPr>
-        <w:t xml:space="preserve"> = 0 выводится «бесконечные решения», а при </w:t>
-      </w:r>
-      <w:r>
-        <w:t>c</w:t>
-      </w:r>
-      <w:r>
-        <w:rPr>
-          <w:lang w:val="ru-RU"/>
-        </w:rPr>
-        <w:t xml:space="preserve"> ≠ 0 - «нет решений». Для этого используется тернарный оператор.</w:t>
+        <w:t>Метод Apply() содержит switch-выражение по обозначению операции: «+», «-» и «*» — сложение, вычитание и умножение; «/» — деление, причём тернарным оператором проверяется b == 0 и выводится сообщение «на 0 нельзя делить»; «^» — возведение в степень методом Math.Pow(a, b); «%» — остаток от деления с такой же проверкой нуля; неизвестное обозначение обрабатывается ветвью _ и выводится «операции не существует».</w:t>
       </w:r>
     </w:p>
     <w:p>
@@ -1168,7 +758,7 @@
           <w:b/>
           <w:lang w:val="ru-RU"/>
         </w:rPr>
-        <w:t>Ветвление по операции «sqrt» - извлечение квадратного корня (строки 45–51).</w:t>
+        <w:t>Решение квадратного уравнения (строки 91–107).</w:t>
       </w:r>
     </w:p>
     <w:p>
@@ -1184,76 +774,7 @@
         <w:rPr>
           <w:lang w:val="ru-RU"/>
         </w:rPr>
-        <w:t>Если пользователь ввёл оператор «</w:t>
-      </w:r>
-      <w:r>
-        <w:t>sqrt</w:t>
-      </w:r>
-      <w:r>
-        <w:rPr>
-          <w:lang w:val="ru-RU"/>
-        </w:rPr>
-        <w:t xml:space="preserve">» (извлечение квадратного корня), второе число не требуется: корень из числа </w:t>
-      </w:r>
-      <w:r>
-        <w:t>a</w:t>
-      </w:r>
-      <w:r>
-        <w:rPr>
-          <w:lang w:val="ru-RU"/>
-        </w:rPr>
-        <w:t xml:space="preserve"> вычисляется методом </w:t>
-      </w:r>
-      <w:r>
-        <w:t>Math</w:t>
-      </w:r>
-      <w:r>
-        <w:rPr>
-          <w:lang w:val="ru-RU"/>
-        </w:rPr>
-        <w:t>.</w:t>
-      </w:r>
-      <w:r>
-        <w:t>Sqrt</w:t>
-      </w:r>
-      <w:r>
-        <w:rPr>
-          <w:lang w:val="ru-RU"/>
-        </w:rPr>
-        <w:t>(</w:t>
-      </w:r>
-      <w:r>
-        <w:t>a</w:t>
-      </w:r>
-      <w:r>
-        <w:rPr>
-          <w:lang w:val="ru-RU"/>
-        </w:rPr>
-        <w:t>), результат выводится в формате «</w:t>
-      </w:r>
-      <w:r>
-        <w:t>sqrt</w:t>
-      </w:r>
-      <w:r>
-        <w:rPr>
-          <w:lang w:val="ru-RU"/>
-        </w:rPr>
-        <w:t xml:space="preserve">(число) = корень». Для </w:t>
-      </w:r>
-      <w:r>
-        <w:rPr>
-          <w:lang w:val="ru-RU"/>
-        </w:rPr>
-        <w:t xml:space="preserve">отрицательных значений </w:t>
-      </w:r>
-      <w:r>
-        <w:t>a</w:t>
-      </w:r>
-      <w:r>
-        <w:rPr>
-          <w:lang w:val="ru-RU"/>
-        </w:rPr>
-        <w:t xml:space="preserve"> выводится сообщение «корень из отрицательного числа не существует».</w:t>
+        <w:t>Метод SolveQuadratic() сначала вычисляет дискриминант d = b² − 4ac, а число корней определяет вторым switch-выражением: при d &gt; 0 выводятся два корня x1 = (−b + √d) / 2a и x2 = (−b − √d) / 2a; при d = 0 — один корень x = −b / 2a; при d &lt; 0 — сообщение «нет действительных корней». Случай a = 0 разобран отдельно вложенными тернарными операторами: уравнение вырождается в линейное bx + c = 0, и в зависимости от значений b и c выводится «бесконечные решения», «нет решений» либо корень линейного уравнения.</w:t>
       </w:r>
     </w:p>
     <w:p>
@@ -1270,7 +791,7 @@
           <w:b/>
           <w:lang w:val="ru-RU"/>
         </w:rPr>
-        <w:t>Блок else - обычные операции (строки 52–88).</w:t>
+        <w:t>Форматирование и вывод результата (строки 20 и 59–60).</w:t>
       </w:r>
     </w:p>
     <w:p>
@@ -1286,172 +807,7 @@
         <w:rPr>
           <w:lang w:val="ru-RU"/>
         </w:rPr>
-        <w:t xml:space="preserve">Считывается второе число </w:t>
-      </w:r>
-      <w:r>
-        <w:t>b</w:t>
-      </w:r>
-      <w:r>
-        <w:rPr>
-          <w:lang w:val="ru-RU"/>
-        </w:rPr>
-        <w:t xml:space="preserve">, а переменной </w:t>
-      </w:r>
-      <w:r>
-        <w:t>result</w:t>
-      </w:r>
-      <w:r>
-        <w:rPr>
-          <w:lang w:val="ru-RU"/>
-        </w:rPr>
-        <w:t xml:space="preserve"> предварительно присваивается значение «Ошибка» (страховочное значение </w:t>
-      </w:r>
-      <w:r>
-        <w:rPr>
-          <w:lang w:val="ru-RU"/>
-        </w:rPr>
-        <w:t xml:space="preserve">на случай непредусмотренного оператора). После этого оператор </w:t>
-      </w:r>
-      <w:r>
-        <w:t>switch</w:t>
-      </w:r>
-      <w:r>
-        <w:rPr>
-          <w:lang w:val="ru-RU"/>
-        </w:rPr>
-        <w:t xml:space="preserve"> выбирает действие: «+» - сложение; «−» - вычитание; «*» - умножение; «/» - деление с проверкой </w:t>
-      </w:r>
-      <w:r>
-        <w:t>b</w:t>
-      </w:r>
-      <w:r>
-        <w:rPr>
-          <w:lang w:val="ru-RU"/>
-        </w:rPr>
-        <w:t xml:space="preserve"> ≠ 0 (при делении на ноль выводится сообщение «на 0 нельзя делить»); «^» - возведение в сте</w:t>
-      </w:r>
-      <w:r>
-        <w:rPr>
-          <w:lang w:val="ru-RU"/>
-        </w:rPr>
-        <w:t xml:space="preserve">пень с использованием </w:t>
-      </w:r>
-      <w:r>
-        <w:t>Math</w:t>
-      </w:r>
-      <w:r>
-        <w:rPr>
-          <w:lang w:val="ru-RU"/>
-        </w:rPr>
-        <w:t>.</w:t>
-      </w:r>
-      <w:r>
-        <w:t>Pow</w:t>
-      </w:r>
-      <w:r>
-        <w:rPr>
-          <w:lang w:val="ru-RU"/>
-        </w:rPr>
-        <w:t>(</w:t>
-      </w:r>
-      <w:r>
-        <w:t>a</w:t>
-      </w:r>
-      <w:r>
-        <w:rPr>
-          <w:lang w:val="ru-RU"/>
-        </w:rPr>
-        <w:t xml:space="preserve">, </w:t>
-      </w:r>
-      <w:r>
-        <w:t>b</w:t>
-      </w:r>
-      <w:r>
-        <w:rPr>
-          <w:lang w:val="ru-RU"/>
-        </w:rPr>
-        <w:t xml:space="preserve">); «%» - остаток от деления с проверкой </w:t>
-      </w:r>
-      <w:r>
-        <w:t>b</w:t>
-      </w:r>
-      <w:r>
-        <w:rPr>
-          <w:lang w:val="ru-RU"/>
-        </w:rPr>
-        <w:t xml:space="preserve"> ≠ 0. Если введена неизвестная операция, срабатывает ветка </w:t>
-      </w:r>
-      <w:r>
-        <w:t>default</w:t>
-      </w:r>
-      <w:r>
-        <w:rPr>
-          <w:lang w:val="ru-RU"/>
-        </w:rPr>
-        <w:t xml:space="preserve"> - «операции не существует».</w:t>
-      </w:r>
-    </w:p>
-    <w:p>
-      <w:pPr>
-        <w:spacing w:before="120" w:after="80"/>
-        <w:ind w:firstLine="709"/>
-        <w:jc w:val="both"/>
-        <w:rPr>
-          <w:lang w:val="ru-RU"/>
-        </w:rPr>
-      </w:pPr>
-      <w:r>
-        <w:rPr>
-          <w:b/>
-          <w:lang w:val="ru-RU"/>
-        </w:rPr>
-        <w:t>Вывод результата (строка 90).</w:t>
-      </w:r>
-    </w:p>
-    <w:p>
-      <w:pPr>
-        <w:spacing w:after="0"/>
-        <w:ind w:firstLine="709"/>
-        <w:jc w:val="both"/>
-        <w:rPr>
-          <w:lang w:val="ru-RU"/>
-        </w:rPr>
-      </w:pPr>
-      <w:r>
-        <w:rPr>
-          <w:lang w:val="ru-RU"/>
-        </w:rPr>
-        <w:t xml:space="preserve">Строка </w:t>
-      </w:r>
-      <w:r>
-        <w:t>result</w:t>
-      </w:r>
-      <w:r>
-        <w:rPr>
-          <w:lang w:val="ru-RU"/>
-        </w:rPr>
-        <w:t xml:space="preserve"> выводится на экран методом </w:t>
-      </w:r>
-      <w:r>
-        <w:t>Console</w:t>
-      </w:r>
-      <w:r>
-        <w:rPr>
-          <w:lang w:val="ru-RU"/>
-        </w:rPr>
-        <w:t>.</w:t>
-      </w:r>
-      <w:r>
-        <w:t>WriteL</w:t>
-      </w:r>
-      <w:r>
-        <w:t>ine</w:t>
-      </w:r>
-      <w:r>
-        <w:rPr>
-          <w:lang w:val="ru-RU"/>
-        </w:rPr>
-        <w:t>().</w:t>
+        <w:t>Все числа выводятся методом Format() с форматом «0.##########»: лишние нули отбрасываются, а погрешности вещественной арифметики (например, 2.9999999999999996 вместо 3 при извлечении кубического корня) не попадают в ответ. Готовая строка выводится на экран методом Console.WriteLine().</w:t>
       </w:r>
     </w:p>
     <w:p>
@@ -1467,34 +823,7 @@
         <w:rPr>
           <w:lang w:val="ru-RU"/>
         </w:rPr>
-        <w:t xml:space="preserve">Таким образом, в программе используются условный оператор </w:t>
-      </w:r>
-      <w:r>
-        <w:t>if</w:t>
-      </w:r>
-      <w:r>
-        <w:rPr>
-          <w:lang w:val="ru-RU"/>
-        </w:rPr>
-        <w:t>–</w:t>
-      </w:r>
-      <w:r>
-        <w:t>else</w:t>
-      </w:r>
-      <w:r>
-        <w:rPr>
-          <w:lang w:val="ru-RU"/>
-        </w:rPr>
-        <w:t xml:space="preserve">, вложенные проверки, тернарный оператор и оператор выбора </w:t>
-      </w:r>
-      <w:r>
-        <w:t>switch</w:t>
-      </w:r>
-      <w:r>
-        <w:rPr>
-          <w:lang w:val="ru-RU"/>
-        </w:rPr>
-        <w:t>, что соответствует ветвящемуся алгоритму.</w:t>
+        <w:t>Таким образом, в программе используются оператор if, тернарный оператор, цикл while и два switch-выражения, а вся логика разбита на отдельные методы, что соответствует ветвящемуся алгоритму.</w:t>
       </w:r>
     </w:p>
     <w:p>
@@ -1509,7 +838,7 @@
         <w:lastRenderedPageBreak/>
         <w:drawing>
           <wp:inline distT="0" distB="0" distL="0" distR="0" wp14:anchorId="2E207FE3" wp14:editId="6700CBB5">
-            <wp:extent cx="5207000" cy="8182428"/>
+            <wp:extent cx="5715000" cy="7749152"/>
             <wp:effectExtent l="0" t="0" r="0" b="635"/>
             <wp:docPr id="1" name="Picture 1"/>
             <wp:cNvGraphicFramePr>
@@ -1533,7 +862,7 @@
                   <pic:spPr>
                     <a:xfrm>
                       <a:off x="0" y="0"/>
-                      <a:ext cx="5207000" cy="8182428"/>
+                      <a:ext cx="5715000" cy="7749152"/>
                     </a:xfrm>
                     <a:prstGeom prst="rect">
                       <a:avLst/>
@@ -1565,25 +894,10 @@
           <w:szCs w:val="28"/>
           <w:lang w:val="ru-RU"/>
         </w:rPr>
-        <w:t xml:space="preserve">Рисунок 1 – Код программы (проект </w:t>
+        <w:t>Рисунок 1 – Код программы (проект BalakinPr3, часть 1)</w:t>
       </w:r>
       <w:proofErr w:type="spellStart"/>
-      <w:r>
-        <w:rPr>
-          <w:bCs/>
-          <w:szCs w:val="28"/>
-        </w:rPr>
-        <w:t>BalakinPr</w:t>
-      </w:r>
       <w:proofErr w:type="spellEnd"/>
-      <w:r>
-        <w:rPr>
-          <w:bCs/>
-          <w:szCs w:val="28"/>
-          <w:lang w:val="ru-RU"/>
-        </w:rPr>
-        <w:t>3)</w:t>
-      </w:r>
     </w:p>
     <w:p>
       <w:pPr>
@@ -1592,7 +906,7 @@
       <w:r>
         <w:drawing>
           <wp:inline xmlns:a="http://schemas.openxmlformats.org/drawingml/2006/main" xmlns:pic="http://schemas.openxmlformats.org/drawingml/2006/picture">
-            <wp:extent cx="5207000" cy="5113086"/>
+            <wp:extent cx="5715000" cy="7749153"/>
             <wp:docPr id="5" name="Picture 5"/>
             <wp:cNvGraphicFramePr>
               <a:graphicFrameLocks noChangeAspect="1"/>
@@ -1613,7 +927,7 @@
                   <pic:spPr>
                     <a:xfrm>
                       <a:off x="0" y="0"/>
-                      <a:ext cx="5207000" cy="5113086"/>
+                      <a:ext cx="5715000" cy="7749153"/>
                     </a:xfrm>
                     <a:prstGeom prst="rect"/>
                   </pic:spPr>
@@ -1640,6 +954,65 @@
           <w:lang w:val="ru-RU"/>
         </w:rPr>
         <w:t>Рисунок 2 – Код программы (продолжение)</w:t>
+      </w:r>
+      <w:proofErr w:type="spellStart"/>
+      <w:proofErr w:type="spellEnd"/>
+    </w:p>
+    <w:p>
+      <w:pPr>
+        <w:jc w:val="center"/>
+      </w:pPr>
+      <w:r>
+        <w:drawing>
+          <wp:inline xmlns:a="http://schemas.openxmlformats.org/drawingml/2006/main" xmlns:pic="http://schemas.openxmlformats.org/drawingml/2006/picture">
+            <wp:extent cx="5715000" cy="7749153"/>
+            <wp:docPr id="6" name="Picture 6"/>
+            <wp:cNvGraphicFramePr>
+              <a:graphicFrameLocks noChangeAspect="1"/>
+            </wp:cNvGraphicFramePr>
+            <a:graphic>
+              <a:graphicData uri="http://schemas.openxmlformats.org/drawingml/2006/picture">
+                <pic:pic>
+                  <pic:nvPicPr>
+                    <pic:cNvPr id="0" name="code3.png"/>
+                    <pic:cNvPicPr/>
+                  </pic:nvPicPr>
+                  <pic:blipFill>
+                    <a:blip r:embed="rId14"/>
+                    <a:stretch>
+                      <a:fillRect/>
+                    </a:stretch>
+                  </pic:blipFill>
+                  <pic:spPr>
+                    <a:xfrm>
+                      <a:off x="0" y="0"/>
+                      <a:ext cx="5715000" cy="7749153"/>
+                    </a:xfrm>
+                    <a:prstGeom prst="rect"/>
+                  </pic:spPr>
+                </pic:pic>
+              </a:graphicData>
+            </a:graphic>
+          </wp:inline>
+        </w:drawing>
+      </w:r>
+    </w:p>
+    <w:p>
+      <w:pPr>
+        <w:jc w:val="center"/>
+        <w:rPr>
+          <w:bCs/>
+          <w:szCs w:val="28"/>
+          <w:lang w:val="ru-RU"/>
+        </w:rPr>
+      </w:pPr>
+      <w:r>
+        <w:rPr>
+          <w:bCs/>
+          <w:szCs w:val="28"/>
+          <w:lang w:val="ru-RU"/>
+        </w:rPr>
+        <w:t>Рисунок 3 – Код программы (продолжение)</w:t>
       </w:r>
       <w:proofErr w:type="spellStart"/>
       <w:proofErr w:type="spellEnd"/>
@@ -1673,7 +1046,7 @@
         <w:rPr>
           <w:lang w:val="ru-RU"/>
         </w:rPr>
-        <w:t>Программа собрана и протестирована на контрольных примерах. Скриншоты выполнения приведены на рисунках 3–5.</w:t>
+        <w:t>Программа собрана и протестирована на контрольных примерах. Скриншоты выполнения приведены на рисунках 4–6.</w:t>
       </w:r>
     </w:p>
     <w:p>
@@ -1707,7 +1080,7 @@
         <w:rPr>
           <w:lang w:val="ru-RU"/>
         </w:rPr>
-        <w:t>Выполнены операции сложения (10 + 4 = 14), вычитания (10 − 4 = 6), умножения (6 * 7 = 42), деления (15 / 4 = 3.75), возведения в степень (2 в степени 10 = 1024), извлечения квадратного корня (sqrt(16) = 4) и остатка от деления (17 % 5 = 2). Все результаты совпадают с ожидаемыми (рисунок 3).</w:t>
+        <w:t>Выполнены операции сложения (10 + 4 = 14), вычитания (10 − 4 = 6), умножения (6 * 7 = 42), деления (15 / 4 = 3.75), возведения в степень (2 в степени 10 = 1024) и остатка от деления (17 % 5 = 2), а также извлечение корня: квадратного (корень степени 2 из 16 = 4), кубического (корень степени 3 из 27 = 3) и пятой степени (корень степени 5 из 32 = 2). Все результаты совпадают с ожидаемыми (рисунок 4).</w:t>
       </w:r>
     </w:p>
     <w:p>
@@ -1717,8 +1090,8 @@
       <w:r>
         <w:drawing>
           <wp:inline xmlns:a="http://schemas.openxmlformats.org/drawingml/2006/main" xmlns:pic="http://schemas.openxmlformats.org/drawingml/2006/picture">
-            <wp:extent cx="5842000" cy="7327408"/>
-            <wp:docPr id="6" name="Picture 6"/>
+            <wp:extent cx="5080000" cy="7907473"/>
+            <wp:docPr id="7" name="Picture 7"/>
             <wp:cNvGraphicFramePr>
               <a:graphicFrameLocks noChangeAspect="1"/>
             </wp:cNvGraphicFramePr>
@@ -1730,7 +1103,7 @@
                     <pic:cNvPicPr/>
                   </pic:nvPicPr>
                   <pic:blipFill>
-                    <a:blip r:embed="rId14"/>
+                    <a:blip r:embed="rId15"/>
                     <a:stretch>
                       <a:fillRect/>
                     </a:stretch>
@@ -1738,7 +1111,7 @@
                   <pic:spPr>
                     <a:xfrm>
                       <a:off x="0" y="0"/>
-                      <a:ext cx="5842000" cy="7327408"/>
+                      <a:ext cx="5080000" cy="7907473"/>
                     </a:xfrm>
                     <a:prstGeom prst="rect"/>
                   </pic:spPr>
@@ -1764,7 +1137,7 @@
           <w:szCs w:val="28"/>
           <w:lang w:val="ru-RU"/>
         </w:rPr>
-        <w:t>Рисунок 3 – Результат выполнения программы (арифметические операции, возведение в степень, извлечение корня и остаток от деления)</w:t>
+        <w:t>Рисунок 4 – Результат выполнения программы (арифметические операции, возведение в степень, корни и остаток от деления)</w:t>
       </w:r>
       <w:proofErr w:type="spellStart"/>
       <w:proofErr w:type="spellEnd"/>
@@ -1806,7 +1179,7 @@
         <w:rPr>
           <w:lang w:val="ru-RU"/>
         </w:rPr>
-        <w:t>Проверены все три случая по дискриминанту: для уравнения x² − 3x + 2 = 0 дискриминант D = 1 &gt; 0, получены два корня x1 = 2 и x2 = 1; для x² − 2x + 1 = 0 дискриминант D = 0, получен один корень x = 1; для x² + x + 1 = 0 дискриминант D = −3 &lt; 0, выведено сообщение «нет действительных корней» (рисунок 4).</w:t>
+        <w:t>Проверены все три случая по дискриминанту: для уравнения x² − 3x + 2 = 0 дискриминант D = 1 &gt; 0, получены два корня x1 = 2 и x2 = 1; для x² − 2x + 1 = 0 дискриминант D = 0, получен один корень x = 1; для x² + x + 1 = 0 дискриминант D = −3 &lt; 0, выведено сообщение «нет действительных корней» (рисунок 5).</w:t>
       </w:r>
     </w:p>
     <w:p>
@@ -1820,7 +1193,7 @@
         </w:rPr>
         <w:drawing>
           <wp:inline distT="0" distB="0" distL="0" distR="0" wp14:anchorId="65236CF9" wp14:editId="1B187CED">
-            <wp:extent cx="5842000" cy="4501510"/>
+            <wp:extent cx="5080000" cy="3914356"/>
             <wp:effectExtent l="0" t="0" r="0" b="9525"/>
             <wp:docPr id="3" name="Picture 3"/>
             <wp:cNvGraphicFramePr>
@@ -1844,7 +1217,7 @@
                   <pic:spPr>
                     <a:xfrm>
                       <a:off x="0" y="0"/>
-                      <a:ext cx="5842000" cy="4501510"/>
+                      <a:ext cx="5080000" cy="3914356"/>
                     </a:xfrm>
                     <a:prstGeom prst="rect">
                       <a:avLst/>
@@ -1876,7 +1249,7 @@
           <w:szCs w:val="28"/>
           <w:lang w:val="ru-RU"/>
         </w:rPr>
-        <w:t>Рисунок 4 – Результат выполнения программы (квадратное уравнение)</w:t>
+        <w:t>Рисунок 5 – Результат выполнения программы (квадратное уравнение)</w:t>
       </w:r>
     </w:p>
     <w:p>
@@ -1909,7 +1282,7 @@
         <w:rPr>
           <w:lang w:val="ru-RU"/>
         </w:rPr>
-        <w:t>Проверены граничные ситуации: деление на ноль (5 / 0 - сообщение «на 0 нельзя делить»); извлечение корня из отрицательного числа (sqrt(−4) - сообщение «корень из отрицательного числа не существует»); остаток от деления на ноль (5 % 0 - сообщение «на 0 нельзя делить»); вырождение квадратного уравнения: при a = 0, b = 5, c = 3 получен корень линейного уравнения x = −0.6; при a = 0, b = 0, c = 0 - «бесконечные решения»; при a = 0, b = 0, c = 5 - «нет решений»; ввод неизвестной операции (&amp;) - сообщение «операции не существует» (рисунок 5).</w:t>
+        <w:t>Проверены граничные ситуации: деление на ноль (5 / 0 — сообщение «на 0 нельзя делить») и остаток от деления на ноль (5 % 0 — то же сообщение); извлечение корня из отрицательного числа: при чётной степени (корень степени 4 из −16) выводится сообщение «корень чётной степени из отрицательного числа не существует», а при нечётной (корень степени 3 из −27) получается −3; вырождение квадратного уравнения при a = 0, b = 0, c = 0 — «бесконечные решения»; ввод неизвестной операции (&amp;) — «операции не существует»; некорректный ввод числа (abc) — повторный запрос с подсказкой «введено не число, повторите ввод» (рисунок 6).</w:t>
       </w:r>
     </w:p>
     <w:p>
@@ -1923,7 +1296,7 @@
         </w:rPr>
         <w:drawing>
           <wp:inline distT="0" distB="0" distL="0" distR="0" wp14:anchorId="157D5C3A" wp14:editId="240D4640">
-            <wp:extent cx="5842000" cy="7857263"/>
+            <wp:extent cx="5080000" cy="7600310"/>
             <wp:effectExtent l="0" t="0" r="5715" b="0"/>
             <wp:docPr id="4" name="Picture 4"/>
             <wp:cNvGraphicFramePr>
@@ -1947,7 +1320,7 @@
                   <pic:spPr>
                     <a:xfrm>
                       <a:off x="0" y="0"/>
-                      <a:ext cx="5842000" cy="7857263"/>
+                      <a:ext cx="5080000" cy="7600310"/>
                     </a:xfrm>
                     <a:prstGeom prst="rect">
                       <a:avLst/>
@@ -1979,7 +1352,7 @@
           <w:szCs w:val="28"/>
           <w:lang w:val="ru-RU"/>
         </w:rPr>
-        <w:t>Рисунок 5 – Результат выполнения программы (особые случаи)</w:t>
+        <w:t>Рисунок 6 – Результат выполнения программы (особые случаи)</w:t>
       </w:r>
     </w:p>
     <w:p>
@@ -2011,116 +1384,10 @@
         <w:rPr>
           <w:lang w:val="ru-RU"/>
         </w:rPr>
-        <w:t>В ходе вып</w:t>
-      </w:r>
-      <w:r>
-        <w:rPr>
-          <w:lang w:val="ru-RU"/>
-        </w:rPr>
-        <w:t xml:space="preserve">олнения практической работы разработано консольное приложение-калькулятор на языке </w:t>
-      </w:r>
-      <w:r>
-        <w:t>C</w:t>
-      </w:r>
-      <w:r>
-        <w:rPr>
-          <w:lang w:val="ru-RU"/>
-        </w:rPr>
-        <w:t xml:space="preserve"># (проект </w:t>
+        <w:t>В ходе выполнения практической работы разработано консольное приложение-калькулятор на языке C# (проект BalakinPr3), реализующее ветвящийся алгоритм. Реализованы операции сложения, вычитания, умножения, деления (с защитой от деления на ноль), возведение в степень, остаток от деления, извлечение корня любой степени (в том числе квадратного) и решение квадратного уравнения ax² + bx + c = 0 с проверкой по дискриминанту: при D &gt; 0 выводятся два корня, при D = 0 — один корень, при D &lt; 0 — сообщение об отсутствии действительных корней; дополнительно предусмотрен случай a = 0, когда уравнение вырождается в линейное. Ввод чисел проверяется, поэтому ошибочные данные не приводят к аварийному завершению программы. Код разбит на методы, а результат выводится в компактном виде без лишних нулей. Программа протестирована на контрольных примерах, включая особые случаи, и работает корректно — все полученные результаты совпадают с ожидаемыми.</w:t>
       </w:r>
       <w:proofErr w:type="spellStart"/>
-      <w:r>
-        <w:t>BalakinPr</w:t>
-      </w:r>
       <w:proofErr w:type="spellEnd"/>
-      <w:r>
-        <w:rPr>
-          <w:lang w:val="ru-RU"/>
-        </w:rPr>
-        <w:t>3), реализующее ветвящийся алгоритм. Реализованы операции сложения, вычитания, умножения, деления (с защитой от деления на ноль), возведение в степень, и</w:t>
-      </w:r>
-      <w:r>
-        <w:rPr>
-          <w:lang w:val="ru-RU"/>
-        </w:rPr>
-        <w:t xml:space="preserve">звлечение квадратного корня, остаток от деления, а также решение квадратного уравнения </w:t>
-      </w:r>
-      <w:r>
-        <w:t>ax</w:t>
-      </w:r>
-      <w:r>
-        <w:rPr>
-          <w:lang w:val="ru-RU"/>
-        </w:rPr>
-        <w:t xml:space="preserve">² + </w:t>
-      </w:r>
-      <w:r>
-        <w:t>bx</w:t>
-      </w:r>
-      <w:r>
-        <w:rPr>
-          <w:lang w:val="ru-RU"/>
-        </w:rPr>
-        <w:t xml:space="preserve"> + </w:t>
-      </w:r>
-      <w:r>
-        <w:t>c</w:t>
-      </w:r>
-      <w:r>
-        <w:rPr>
-          <w:lang w:val="ru-RU"/>
-        </w:rPr>
-        <w:t xml:space="preserve"> = 0 с проверкой по дискриминанту: при </w:t>
-      </w:r>
-      <w:r>
-        <w:t>D</w:t>
-      </w:r>
-      <w:r>
-        <w:rPr>
-          <w:lang w:val="ru-RU"/>
-        </w:rPr>
-        <w:t xml:space="preserve"> &gt; 0 выводятся два корня, при </w:t>
-      </w:r>
-      <w:r>
-        <w:t>D</w:t>
-      </w:r>
-      <w:r>
-        <w:rPr>
-          <w:lang w:val="ru-RU"/>
-        </w:rPr>
-        <w:t xml:space="preserve"> = 0 - один корень, при </w:t>
-      </w:r>
-      <w:r>
-        <w:t>D</w:t>
-      </w:r>
-      <w:r>
-        <w:rPr>
-          <w:lang w:val="ru-RU"/>
-        </w:rPr>
-        <w:t xml:space="preserve"> &lt; 0 - сообщение об отсутствии действительных </w:t>
-      </w:r>
-      <w:r>
-        <w:rPr>
-          <w:lang w:val="ru-RU"/>
-        </w:rPr>
-        <w:lastRenderedPageBreak/>
-        <w:t>корней; дополни</w:t>
-      </w:r>
-      <w:r>
-        <w:rPr>
-          <w:lang w:val="ru-RU"/>
-        </w:rPr>
-        <w:t xml:space="preserve">тельно предусмотрен случай </w:t>
-      </w:r>
-      <w:r>
-        <w:t>a</w:t>
-      </w:r>
-      <w:r>
-        <w:rPr>
-          <w:lang w:val="ru-RU"/>
-        </w:rPr>
-        <w:t xml:space="preserve"> = 0, когда уравнение вырождается в линейное. Программа протестирована на контрольных примерах, включая особые случаи, и работает корректно - все полученные результаты совпадают с ожидаемыми.</w:t>
-      </w:r>
     </w:p>
     <w:p>
       <w:pPr>

--- a/BalakinPr3/Отчет_Практика3_Калькулятор.docx
+++ b/BalakinPr3/Отчет_Практика3_Калькулятор.docx
@@ -554,7 +554,7 @@
         <w:rPr>
           <w:lang w:val="ru-RU"/>
         </w:rPr>
-        <w:t>Программа реализована на языке C# в виде консольного приложения .NET в среде Visual Studio (проект BalakinPr3). Код программы приведён на рисунках 1–3, результаты выполнения — на рисунках 4–6. Дополнительно реализована операция «корень» — извлечение корня любой степени с задаваемым показателем, при этом операция «sqrt» соответствует корню степени 2.</w:t>
+        <w:t>Программа реализована на языке C# в виде консольного приложения .NET в среде Visual Studio (проект BalakinPr3). Код программы приведён на рисунках 1–2, результаты выполнения — на рисунках 3–5. Операция «корень» извлекает корень любой степени с задаваемым показателем, в том числе квадратный (n = 2).</w:t>
       </w:r>
       <w:proofErr w:type="spellStart"/>
       <w:proofErr w:type="spellEnd"/>
@@ -588,7 +588,7 @@
         <w:rPr>
           <w:lang w:val="ru-RU"/>
         </w:rPr>
-        <w:t>Программа реализована в виде набора методов: методы чтения и проверки данных, вычисления корня, бинарных операций и решения квадратного уравнения. Сценарий работы (строки 3–20) считывает первое число и обозначение операции, оператором switch выбирает нужный метод и выводит готовую строку результата. Рассмотрим код по пунктам.</w:t>
+        <w:t>Программа построена по схеме «выбор операции → ввод чисел → ветвление → вывод результата»: сначала пользователь вводит обозначение операции, затем первое число, а дальше в зависимости от операции запрашиваются дополнительные данные и вычисляется ответ. Рассмотрим код по пунктам.</w:t>
       </w:r>
       <w:proofErr w:type="spellStart"/>
       <w:proofErr w:type="spellEnd"/>
@@ -607,7 +607,7 @@
           <w:b/>
           <w:lang w:val="ru-RU"/>
         </w:rPr>
-        <w:t>Ввод данных с проверкой (строки 3–8 и 22–57).</w:t>
+        <w:t>Объявление переменных (строки 1–2).</w:t>
       </w:r>
     </w:p>
     <w:p>
@@ -623,7 +623,7 @@
         <w:rPr>
           <w:lang w:val="ru-RU"/>
         </w:rPr>
-        <w:t>Первое число считывается методом ReadNumber(), обозначение операции — методом ReadText(), который удаляет лишние пробелы вызовом Trim(). Метод ReadNumber() разбирает введённую строку методом double.TryParse() с CultureInfo.InvariantCulture, поэтому запись «3,75» обрабатывается так же, как «3.75»; если разбор не удался, выводится подсказка «введено не число, повторите ввод» и ввод запрашивается заново в цикле while. Метод ReadDegree() (строки 44–57) аналогично проверяет, что показатель корня — целое число не меньше 2. Если ввод неожиданно завершён (Ctrl+Z), программа заканчивает работу вызовом Environment.Exit(0).</w:t>
+        <w:t>Переменные a, b, c, n объявлены как double: в них хранятся вводимые числа, коэффициенты уравнения и показатель степени корня; переменная oper (string) хранит обозначение операции, result (string) — готовую строку с ответом.</w:t>
       </w:r>
       <w:proofErr w:type="spellStart"/>
       <w:proofErr w:type="spellEnd"/>
@@ -642,7 +642,7 @@
           <w:b/>
           <w:lang w:val="ru-RU"/>
         </w:rPr>
-        <w:t>Выбор операции (строки 10–18).</w:t>
+        <w:t>Ввод данных (строки 4–8).</w:t>
       </w:r>
     </w:p>
     <w:p>
@@ -655,7 +655,7 @@
         <w:rPr>
           <w:lang w:val="ru-RU"/>
         </w:rPr>
-        <w:t>Действие определяется оператором switch-выражением: «квад» — решение квадратного уравнения, при котором дополнительно считываются коэффициенты b и c; «sqrt» — корень степени 2; «корень» — корень любой степени, показатель которого вводится пользователем; все остальные обозначения передаются в метод Apply(), который при необходимости запрашивает второе число b. Аргументы вычисляются только для выбранной ветви, поэтому лишние вопросы программе не задаются.</w:t>
+        <w:t>Сначала метод Console.ReadLine() считывает обозначение операции, затем метод Console.Write() выводит приглашение, а введённое число преобразуется в double методом Convert.ToDouble(). Перед ветвлением переменной result присваивается страховочное значение «ошибка ввода» (строка 10), чтобы при любом непредвиденном обозначении пользователь увидел сообщение вместо пустого ответа.</w:t>
       </w:r>
       <w:proofErr w:type="spellStart"/>
       <w:proofErr w:type="spellEnd"/>
@@ -686,7 +686,7 @@
           <w:b/>
           <w:lang w:val="ru-RU"/>
         </w:rPr>
-        <w:t>Извлечение корня любой степени (строки 62–74).</w:t>
+        <w:t>Ветвление по операции «корень» - извлечение корня любой степени (строки 12–28).</w:t>
       </w:r>
       <w:proofErr w:type="spellStart"/>
       <w:proofErr w:type="spellEnd"/>
@@ -704,7 +704,7 @@
         <w:rPr>
           <w:lang w:val="ru-RU"/>
         </w:rPr>
-        <w:t>Метод Root() вычисляет корень степени degree из числа value по формуле Math.Pow(Math.Abs(value), 1.0 / degree), то есть результат вычисляется как число, возведённое в степень 1 / degree. Отрицательное число проверяется отдельно: при чётной степени выводится сообщение «корень чётной степени из отрицательного числа не существует», а при нечётной степени корень берётся из модуля числа и меняет знак (корень степени 3 из −27 равен −3). Операция «sqrt» вызывает этот же метод со степенью 2, поэтому квадратный корень извлекается тем же кодом.</w:t>
+        <w:t>Если введена операция «корень», запрашивается показатель степени n. При n &lt; 2 выводится сообщение «степень корня должна быть не меньше 2», а при отрицательном числе и чётной степени — «корень чётной степени из отрицательного числа не существует». В остальных случаях результат вычисляется методом Math.Pow(a, 1.0 / n) и округляется методом Math.Round(..., 10), чтобы в ответ не попали погрешности вещественной арифметики; для отрицательного числа модуль берётся методом Math.Abs(), а знак выставляется тернарным оператором. Так извлекается корень любой степени, в том числе квадратный (n = 2).</w:t>
       </w:r>
       <w:proofErr w:type="spellStart"/>
       <w:proofErr w:type="spellEnd"/>
@@ -725,7 +725,7 @@
           <w:b/>
           <w:lang w:val="ru-RU"/>
         </w:rPr>
-        <w:t>Бинарные операции (строки 76–89).</w:t>
+        <w:t>Ветвление по операции «квад» - решение квадратного уравнения (строки 29–52).</w:t>
       </w:r>
     </w:p>
     <w:p>
@@ -741,7 +741,7 @@
         <w:rPr>
           <w:lang w:val="ru-RU"/>
         </w:rPr>
-        <w:t>Метод Apply() содержит switch-выражение по обозначению операции: «+», «-» и «*» — сложение, вычитание и умножение; «/» — деление, причём тернарным оператором проверяется b == 0 и выводится сообщение «на 0 нельзя делить»; «^» — возведение в степень методом Math.Pow(a, b); «%» — остаток от деления с такой же проверкой нуля; неизвестное обозначение обрабатывается ветвью _ и выводится «операции не существует».</w:t>
+        <w:t>Дополнительно считываются коэффициенты b и c, после чего вычисляется дискриминант d = b² − 4ac. Далее проверяется первый коэффициент: при a = 0 уравнение вырождается в линейное bx + c = 0, и вложенными тернарными операторами выводится «бесконечные решения», «нет решений» либо корень линейного уравнения; при d &gt; 0 методом Math.Sqrt() вычисляются два корня x1 = (−b + √d) / 2a и x2 = (−b − √d) / 2a; при d = 0 — один корень x = −b / 2a; при d &lt; 0 выводится сообщение «нет действительных корней».</w:t>
       </w:r>
     </w:p>
     <w:p>
@@ -758,7 +758,7 @@
           <w:b/>
           <w:lang w:val="ru-RU"/>
         </w:rPr>
-        <w:t>Решение квадратного уравнения (строки 91–107).</w:t>
+        <w:t>Блок else - бинарные операции (строки 53–88).</w:t>
       </w:r>
     </w:p>
     <w:p>
@@ -774,7 +774,7 @@
         <w:rPr>
           <w:lang w:val="ru-RU"/>
         </w:rPr>
-        <w:t>Метод SolveQuadratic() сначала вычисляет дискриминант d = b² − 4ac, а число корней определяет вторым switch-выражением: при d &gt; 0 выводятся два корня x1 = (−b + √d) / 2a и x2 = (−b − √d) / 2a; при d = 0 — один корень x = −b / 2a; при d &lt; 0 — сообщение «нет действительных корней». Случай a = 0 разобран отдельно вложенными тернарными операторами: уравнение вырождается в линейное bx + c = 0, и в зависимости от значений b и c выводится «бесконечные решения», «нет решений» либо корень линейного уравнения.</w:t>
+        <w:t>Считывается второе число b, после чего оператор switch выбирает действие по обозначению операции: «+», «-» и «*» — сложение, вычитание и умножение; «/» и «%» — деление и остаток от деления с проверкой b == 0 (при делении на ноль выводится сообщение «на 0 нельзя делить»); «^» — возведение в степень методом Math.Pow(a, b); неизвестное обозначение обрабатывается ветвью default — «операции не существует».</w:t>
       </w:r>
     </w:p>
     <w:p>
@@ -791,7 +791,7 @@
           <w:b/>
           <w:lang w:val="ru-RU"/>
         </w:rPr>
-        <w:t>Форматирование и вывод результата (строки 20 и 59–60).</w:t>
+        <w:t>Вывод результата (строка 90).</w:t>
       </w:r>
     </w:p>
     <w:p>
@@ -807,7 +807,7 @@
         <w:rPr>
           <w:lang w:val="ru-RU"/>
         </w:rPr>
-        <w:t>Все числа выводятся методом Format() с форматом «0.##########»: лишние нули отбрасываются, а погрешности вещественной арифметики (например, 2.9999999999999996 вместо 3 при извлечении кубического корня) не попадают в ответ. Готовая строка выводится на экран методом Console.WriteLine().</w:t>
+        <w:t>Строка result выводится на экран методом Console.WriteLine().</w:t>
       </w:r>
     </w:p>
     <w:p>
@@ -823,7 +823,7 @@
         <w:rPr>
           <w:lang w:val="ru-RU"/>
         </w:rPr>
-        <w:t>Таким образом, в программе используются оператор if, тернарный оператор, цикл while и два switch-выражения, а вся логика разбита на отдельные методы, что соответствует ветвящемуся алгоритму.</w:t>
+        <w:t>Таким образом, в программе используются условный оператор if–else, вложенные проверки, тернарный оператор и оператор выбора switch, что соответствует ветвящемуся алгоритму.</w:t>
       </w:r>
     </w:p>
     <w:p>
@@ -838,7 +838,7 @@
         <w:lastRenderedPageBreak/>
         <w:drawing>
           <wp:inline distT="0" distB="0" distL="0" distR="0" wp14:anchorId="2E207FE3" wp14:editId="6700CBB5">
-            <wp:extent cx="5715000" cy="7749152"/>
+            <wp:extent cx="5588000" cy="8429355"/>
             <wp:effectExtent l="0" t="0" r="0" b="635"/>
             <wp:docPr id="1" name="Picture 1"/>
             <wp:cNvGraphicFramePr>
@@ -862,7 +862,7 @@
                   <pic:spPr>
                     <a:xfrm>
                       <a:off x="0" y="0"/>
-                      <a:ext cx="5715000" cy="7749152"/>
+                      <a:ext cx="5588000" cy="8429355"/>
                     </a:xfrm>
                     <a:prstGeom prst="rect">
                       <a:avLst/>
@@ -906,7 +906,7 @@
       <w:r>
         <w:drawing>
           <wp:inline xmlns:a="http://schemas.openxmlformats.org/drawingml/2006/main" xmlns:pic="http://schemas.openxmlformats.org/drawingml/2006/picture">
-            <wp:extent cx="5715000" cy="7749153"/>
+            <wp:extent cx="5588000" cy="8429356"/>
             <wp:docPr id="5" name="Picture 5"/>
             <wp:cNvGraphicFramePr>
               <a:graphicFrameLocks noChangeAspect="1"/>
@@ -927,7 +927,7 @@
                   <pic:spPr>
                     <a:xfrm>
                       <a:off x="0" y="0"/>
-                      <a:ext cx="5715000" cy="7749153"/>
+                      <a:ext cx="5588000" cy="8429356"/>
                     </a:xfrm>
                     <a:prstGeom prst="rect"/>
                   </pic:spPr>
@@ -954,65 +954,6 @@
           <w:lang w:val="ru-RU"/>
         </w:rPr>
         <w:t>Рисунок 2 – Код программы (продолжение)</w:t>
-      </w:r>
-      <w:proofErr w:type="spellStart"/>
-      <w:proofErr w:type="spellEnd"/>
-    </w:p>
-    <w:p>
-      <w:pPr>
-        <w:jc w:val="center"/>
-      </w:pPr>
-      <w:r>
-        <w:drawing>
-          <wp:inline xmlns:a="http://schemas.openxmlformats.org/drawingml/2006/main" xmlns:pic="http://schemas.openxmlformats.org/drawingml/2006/picture">
-            <wp:extent cx="5715000" cy="7749153"/>
-            <wp:docPr id="6" name="Picture 6"/>
-            <wp:cNvGraphicFramePr>
-              <a:graphicFrameLocks noChangeAspect="1"/>
-            </wp:cNvGraphicFramePr>
-            <a:graphic>
-              <a:graphicData uri="http://schemas.openxmlformats.org/drawingml/2006/picture">
-                <pic:pic>
-                  <pic:nvPicPr>
-                    <pic:cNvPr id="0" name="code3.png"/>
-                    <pic:cNvPicPr/>
-                  </pic:nvPicPr>
-                  <pic:blipFill>
-                    <a:blip r:embed="rId14"/>
-                    <a:stretch>
-                      <a:fillRect/>
-                    </a:stretch>
-                  </pic:blipFill>
-                  <pic:spPr>
-                    <a:xfrm>
-                      <a:off x="0" y="0"/>
-                      <a:ext cx="5715000" cy="7749153"/>
-                    </a:xfrm>
-                    <a:prstGeom prst="rect"/>
-                  </pic:spPr>
-                </pic:pic>
-              </a:graphicData>
-            </a:graphic>
-          </wp:inline>
-        </w:drawing>
-      </w:r>
-    </w:p>
-    <w:p>
-      <w:pPr>
-        <w:jc w:val="center"/>
-        <w:rPr>
-          <w:bCs/>
-          <w:szCs w:val="28"/>
-          <w:lang w:val="ru-RU"/>
-        </w:rPr>
-      </w:pPr>
-      <w:r>
-        <w:rPr>
-          <w:bCs/>
-          <w:szCs w:val="28"/>
-          <w:lang w:val="ru-RU"/>
-        </w:rPr>
-        <w:t>Рисунок 3 – Код программы (продолжение)</w:t>
       </w:r>
       <w:proofErr w:type="spellStart"/>
       <w:proofErr w:type="spellEnd"/>
@@ -1046,7 +987,7 @@
         <w:rPr>
           <w:lang w:val="ru-RU"/>
         </w:rPr>
-        <w:t>Программа собрана и протестирована на контрольных примерах. Скриншоты выполнения приведены на рисунках 4–6.</w:t>
+        <w:t>Программа собрана и протестирована на контрольных примерах. Скриншоты выполнения приведены на рисунках 3–5.</w:t>
       </w:r>
     </w:p>
     <w:p>
@@ -1080,7 +1021,7 @@
         <w:rPr>
           <w:lang w:val="ru-RU"/>
         </w:rPr>
-        <w:t>Выполнены операции сложения (10 + 4 = 14), вычитания (10 − 4 = 6), умножения (6 * 7 = 42), деления (15 / 4 = 3.75), возведения в степень (2 в степени 10 = 1024) и остатка от деления (17 % 5 = 2), а также извлечение корня: квадратного (корень степени 2 из 16 = 4), кубического (корень степени 3 из 27 = 3) и пятой степени (корень степени 5 из 32 = 2). Все результаты совпадают с ожидаемыми (рисунок 4).</w:t>
+        <w:t>Выполнены операции сложения (10 + 4 = 14), вычитания (10 − 4 = 6), умножения (6 * 7 = 42), деления (15 / 4 = 3.75), возведения в степень (2 в степени 10 = 1024) и остатка от деления (17 % 5 = 2), а также извлечение корня: квадратного (корень степени 2 из 16 = 4), кубического (корень степени 3 из 27 = 3) и пятой степени (корень степени 5 из 32 = 2). Все результаты совпадают с ожидаемыми (рисунок 3).</w:t>
       </w:r>
     </w:p>
     <w:p>
@@ -1090,8 +1031,8 @@
       <w:r>
         <w:drawing>
           <wp:inline xmlns:a="http://schemas.openxmlformats.org/drawingml/2006/main" xmlns:pic="http://schemas.openxmlformats.org/drawingml/2006/picture">
-            <wp:extent cx="5080000" cy="7907473"/>
-            <wp:docPr id="7" name="Picture 7"/>
+            <wp:extent cx="5080000" cy="8061054"/>
+            <wp:docPr id="6" name="Picture 6"/>
             <wp:cNvGraphicFramePr>
               <a:graphicFrameLocks noChangeAspect="1"/>
             </wp:cNvGraphicFramePr>
@@ -1103,7 +1044,7 @@
                     <pic:cNvPicPr/>
                   </pic:nvPicPr>
                   <pic:blipFill>
-                    <a:blip r:embed="rId15"/>
+                    <a:blip r:embed="rId14"/>
                     <a:stretch>
                       <a:fillRect/>
                     </a:stretch>
@@ -1111,7 +1052,7 @@
                   <pic:spPr>
                     <a:xfrm>
                       <a:off x="0" y="0"/>
-                      <a:ext cx="5080000" cy="7907473"/>
+                      <a:ext cx="5080000" cy="8061054"/>
                     </a:xfrm>
                     <a:prstGeom prst="rect"/>
                   </pic:spPr>
@@ -1137,7 +1078,7 @@
           <w:szCs w:val="28"/>
           <w:lang w:val="ru-RU"/>
         </w:rPr>
-        <w:t>Рисунок 4 – Результат выполнения программы (арифметические операции, возведение в степень, корни и остаток от деления)</w:t>
+        <w:t>Рисунок 3 – Результат выполнения программы (арифметические операции, возведение в степень, корни и остаток от деления)</w:t>
       </w:r>
       <w:proofErr w:type="spellStart"/>
       <w:proofErr w:type="spellEnd"/>
@@ -1179,7 +1120,7 @@
         <w:rPr>
           <w:lang w:val="ru-RU"/>
         </w:rPr>
-        <w:t>Проверены все три случая по дискриминанту: для уравнения x² − 3x + 2 = 0 дискриминант D = 1 &gt; 0, получены два корня x1 = 2 и x2 = 1; для x² − 2x + 1 = 0 дискриминант D = 0, получен один корень x = 1; для x² + x + 1 = 0 дискриминант D = −3 &lt; 0, выведено сообщение «нет действительных корней» (рисунок 5).</w:t>
+        <w:t>Проверены все три случая по дискриминанту: для уравнения x² − 3x + 2 = 0 дискриминант D = 1 &gt; 0, получены два корня x1 = 2 и x2 = 1; для x² − 2x + 1 = 0 дискриминант D = 0, получен один корень x = 1; для x² + x + 1 = 0 дискриминант D = −3 &lt; 0, выведено сообщение «нет действительных корней» (рисунок 4).</w:t>
       </w:r>
     </w:p>
     <w:p>
@@ -1249,7 +1190,7 @@
           <w:szCs w:val="28"/>
           <w:lang w:val="ru-RU"/>
         </w:rPr>
-        <w:t>Рисунок 5 – Результат выполнения программы (квадратное уравнение)</w:t>
+        <w:t>Рисунок 4 – Результат выполнения программы (квадратное уравнение)</w:t>
       </w:r>
     </w:p>
     <w:p>
@@ -1282,7 +1223,7 @@
         <w:rPr>
           <w:lang w:val="ru-RU"/>
         </w:rPr>
-        <w:t>Проверены граничные ситуации: деление на ноль (5 / 0 — сообщение «на 0 нельзя делить») и остаток от деления на ноль (5 % 0 — то же сообщение); извлечение корня из отрицательного числа: при чётной степени (корень степени 4 из −16) выводится сообщение «корень чётной степени из отрицательного числа не существует», а при нечётной (корень степени 3 из −27) получается −3; вырождение квадратного уравнения при a = 0, b = 0, c = 0 — «бесконечные решения»; ввод неизвестной операции (&amp;) — «операции не существует»; некорректный ввод числа (abc) — повторный запрос с подсказкой «введено не число, повторите ввод» (рисунок 6).</w:t>
+        <w:t>Проверены граничные ситуации: деление на ноль (5 / 0 — сообщение «на 0 нельзя делить») и остаток от деления на ноль (5 % 0 — то же сообщение); извлечение корня из отрицательного числа: при чётной степени (корень степени 4 из −16) выводится сообщение «корень чётной степени из отрицательного числа не существует», а при нечётной (корень степени 3 из −27) получается −3; попытка извлечь корень степени 1 (n = 1) — сообщение «степень корня должна быть не меньше 2»; вырождение квадратного уравнения при a = 0, b = 0, c = 0 — «бесконечные решения», а при a = 0, b = 0, c = 5 — «нет решений»; ввод неизвестной операции (&amp;) — «операции не существует» (рисунок 5).</w:t>
       </w:r>
     </w:p>
     <w:p>
@@ -1352,7 +1293,7 @@
           <w:szCs w:val="28"/>
           <w:lang w:val="ru-RU"/>
         </w:rPr>
-        <w:t>Рисунок 6 – Результат выполнения программы (особые случаи)</w:t>
+        <w:t>Рисунок 5 – Результат выполнения программы (особые случаи)</w:t>
       </w:r>
     </w:p>
     <w:p>
@@ -1384,7 +1325,7 @@
         <w:rPr>
           <w:lang w:val="ru-RU"/>
         </w:rPr>
-        <w:t>В ходе выполнения практической работы разработано консольное приложение-калькулятор на языке C# (проект BalakinPr3), реализующее ветвящийся алгоритм. Реализованы операции сложения, вычитания, умножения, деления (с защитой от деления на ноль), возведение в степень, остаток от деления, извлечение корня любой степени (в том числе квадратного) и решение квадратного уравнения ax² + bx + c = 0 с проверкой по дискриминанту: при D &gt; 0 выводятся два корня, при D = 0 — один корень, при D &lt; 0 — сообщение об отсутствии действительных корней; дополнительно предусмотрен случай a = 0, когда уравнение вырождается в линейное. Ввод чисел проверяется, поэтому ошибочные данные не приводят к аварийному завершению программы. Код разбит на методы, а результат выводится в компактном виде без лишних нулей. Программа протестирована на контрольных примерах, включая особые случаи, и работает корректно — все полученные результаты совпадают с ожидаемыми.</w:t>
+        <w:t>В ходе выполнения практической работы разработано консольное приложение-калькулятор на языке C# (проект BalakinPr3), реализующее ветвящийся алгоритм. Реализованы операции сложения, вычитания, умножения, деления (с защитой от деления на ноль), возведение в степень, остаток от деления, извлечение корня любой степени (в том числе квадратного) и решение квадратного уравнения ax² + bx + c = 0 с проверкой по дискриминанту: при D &gt; 0 выводятся два корня, при D = 0 — один корень, при D &lt; 0 — сообщение об отсутствии действительных корней; дополнительно предусмотрен случай a = 0, когда уравнение вырождается в линейное. Программа протестирована на контрольных примерах, включая особые случаи, и работает корректно — все полученные результаты совпадают с ожидаемыми.</w:t>
       </w:r>
       <w:proofErr w:type="spellStart"/>
       <w:proofErr w:type="spellEnd"/>
